--- a/Deliverables/ClickFly - TestPlan.docx
+++ b/Deliverables/ClickFly - TestPlan.docx
@@ -2152,16 +2152,7 @@
           <w:szCs w:val="34"/>
         </w:rPr>
         <w:lastRenderedPageBreak/>
-        <w:t xml:space="preserve">3. </w:t>
-      </w:r>
-      <w:r>
-        <w:rPr>
-          <w:b/>
-          <w:bCs/>
-          <w:sz w:val="34"/>
-          <w:szCs w:val="34"/>
-        </w:rPr>
-        <w:t>Panoramica del sistema</w:t>
+        <w:t>3. Panoramica del sistema</w:t>
       </w:r>
     </w:p>
     <w:p>
@@ -2860,6 +2851,111 @@
     <w:p>
       <w:pPr>
         <w:pStyle w:val="Paragrafoelenco"/>
+        <w:rPr>
+          <w:lang w:val="it-IT"/>
+        </w:rPr>
+      </w:pPr>
+      <w:r>
+        <w:rPr>
+          <w:lang w:val="it-IT"/>
+        </w:rPr>
+        <w:t xml:space="preserve">Viene adottata una </w:t>
+      </w:r>
+      <w:r>
+        <w:rPr>
+          <w:b/>
+          <w:bCs/>
+          <w:lang w:val="it-IT"/>
+        </w:rPr>
+        <w:t>strategia incrementale bottom-up</w:t>
+      </w:r>
+      <w:r>
+        <w:rPr>
+          <w:lang w:val="it-IT"/>
+        </w:rPr>
+        <w:t>, integrando progressivamente:</w:t>
+      </w:r>
+    </w:p>
+    <w:p>
+      <w:pPr>
+        <w:pStyle w:val="Paragrafoelenco"/>
+        <w:numPr>
+          <w:ilvl w:val="0"/>
+          <w:numId w:val="26"/>
+        </w:numPr>
+        <w:rPr>
+          <w:lang w:val="it-IT"/>
+        </w:rPr>
+      </w:pPr>
+      <w:r>
+        <w:rPr>
+          <w:lang w:val="it-IT"/>
+        </w:rPr>
+        <w:t>DAO e accesso al database</w:t>
+      </w:r>
+    </w:p>
+    <w:p>
+      <w:pPr>
+        <w:pStyle w:val="Paragrafoelenco"/>
+        <w:numPr>
+          <w:ilvl w:val="0"/>
+          <w:numId w:val="26"/>
+        </w:numPr>
+        <w:rPr>
+          <w:lang w:val="it-IT"/>
+        </w:rPr>
+      </w:pPr>
+      <w:r>
+        <w:rPr>
+          <w:lang w:val="it-IT"/>
+        </w:rPr>
+        <w:t>Logica di business</w:t>
+      </w:r>
+    </w:p>
+    <w:p>
+      <w:pPr>
+        <w:pStyle w:val="Paragrafoelenco"/>
+        <w:numPr>
+          <w:ilvl w:val="0"/>
+          <w:numId w:val="26"/>
+        </w:numPr>
+        <w:rPr>
+          <w:lang w:val="it-IT"/>
+        </w:rPr>
+      </w:pPr>
+      <w:r>
+        <w:rPr>
+          <w:lang w:val="it-IT"/>
+        </w:rPr>
+        <w:t>Servlet di controllo</w:t>
+      </w:r>
+    </w:p>
+    <w:p>
+      <w:pPr>
+        <w:pStyle w:val="Paragrafoelenco"/>
+        <w:numPr>
+          <w:ilvl w:val="0"/>
+          <w:numId w:val="26"/>
+        </w:numPr>
+        <w:rPr>
+          <w:lang w:val="it-IT"/>
+        </w:rPr>
+      </w:pPr>
+      <w:r>
+        <w:rPr>
+          <w:lang w:val="it-IT"/>
+        </w:rPr>
+        <w:t>Interfaccia utente (JSP)</w:t>
+      </w:r>
+    </w:p>
+    <w:p>
+      <w:pPr>
+        <w:pStyle w:val="Paragrafoelenco"/>
+      </w:pPr>
+    </w:p>
+    <w:p>
+      <w:pPr>
+        <w:pStyle w:val="Paragrafoelenco"/>
       </w:pPr>
     </w:p>
     <w:p>
@@ -2935,54 +3031,6 @@
     </w:p>
     <w:p>
       <w:pPr>
-        <w:pStyle w:val="Paragrafoelenco"/>
-        <w:rPr>
-          <w:u w:val="single"/>
-        </w:rPr>
-      </w:pPr>
-    </w:p>
-    <w:p>
-      <w:pPr>
-        <w:pStyle w:val="Paragrafoelenco"/>
-        <w:rPr>
-          <w:u w:val="single"/>
-        </w:rPr>
-      </w:pPr>
-    </w:p>
-    <w:p>
-      <w:pPr>
-        <w:pStyle w:val="Paragrafoelenco"/>
-        <w:rPr>
-          <w:u w:val="single"/>
-        </w:rPr>
-      </w:pPr>
-    </w:p>
-    <w:p>
-      <w:pPr>
-        <w:pStyle w:val="Paragrafoelenco"/>
-        <w:rPr>
-          <w:u w:val="single"/>
-        </w:rPr>
-      </w:pPr>
-    </w:p>
-    <w:p>
-      <w:pPr>
-        <w:pStyle w:val="Paragrafoelenco"/>
-        <w:rPr>
-          <w:u w:val="single"/>
-        </w:rPr>
-      </w:pPr>
-    </w:p>
-    <w:p>
-      <w:pPr>
-        <w:pStyle w:val="Paragrafoelenco"/>
-        <w:rPr>
-          <w:u w:val="single"/>
-        </w:rPr>
-      </w:pPr>
-    </w:p>
-    <w:p>
-      <w:pPr>
         <w:pStyle w:val="Titolo2"/>
         <w:keepNext w:val="0"/>
         <w:keepLines w:val="0"/>
@@ -2998,6 +3046,38 @@
       <w:bookmarkStart w:id="8" w:name="_j7mc13tpqtu7" w:colFirst="0" w:colLast="0"/>
       <w:bookmarkEnd w:id="7"/>
       <w:bookmarkEnd w:id="8"/>
+      <w:r>
+        <w:rPr>
+          <w:b/>
+          <w:bCs/>
+          <w:sz w:val="34"/>
+          <w:szCs w:val="34"/>
+        </w:rPr>
+        <w:lastRenderedPageBreak/>
+        <w:t xml:space="preserve">7. </w:t>
+      </w:r>
+      <w:r>
+        <w:rPr>
+          <w:b/>
+          <w:bCs/>
+          <w:sz w:val="34"/>
+          <w:szCs w:val="34"/>
+        </w:rPr>
+        <w:t>Sospensione e ripresa</w:t>
+      </w:r>
+      <w:bookmarkStart w:id="9" w:name="_wy70z0iyfl0u" w:colFirst="0" w:colLast="0"/>
+      <w:bookmarkEnd w:id="9"/>
+    </w:p>
+    <w:p>
+      <w:r>
+        <w:t>Il testing del sistema ClickFly verrà interrotto nel caso si verifichino situazioni che impediscano di proseguire con le attività. Le principali cause di sospensione includono il rilevamento di errori critici o bloccanti, come malfunzionamenti che compromettono le funzionalità essenziali, ad esempio guasti del sistema o anomalie nel database che impediscono l’esecuzione dei test pianificati. Inoltre, la sospensione avverrà se ci sono modifiche al sistema che non sono state integrate correttamente, come aggiornamenti o modifiche al codice che non sono stati adeguatamente testai o documentati.</w:t>
+      </w:r>
+    </w:p>
+    <w:p/>
+    <w:p>
+      <w:r>
+        <w:t>Per riprendere i test sarà necessario risolvere gli errori bloccanti identificati. Una volta corretti i problemi, si procederà con test di regressione mirati per garantire che le modifiche non abbiano introdotto nuovi malfunzionamenti.</w:t>
+      </w:r>
     </w:p>
     <w:p>
       <w:pPr>
@@ -3012,52 +3092,6 @@
           <w:szCs w:val="34"/>
         </w:rPr>
       </w:pPr>
-      <w:r>
-        <w:rPr>
-          <w:b/>
-          <w:bCs/>
-          <w:sz w:val="34"/>
-          <w:szCs w:val="34"/>
-        </w:rPr>
-        <w:lastRenderedPageBreak/>
-        <w:t xml:space="preserve">7. </w:t>
-      </w:r>
-      <w:r>
-        <w:rPr>
-          <w:b/>
-          <w:bCs/>
-          <w:sz w:val="34"/>
-          <w:szCs w:val="34"/>
-        </w:rPr>
-        <w:t>Sospensione e ripresa</w:t>
-      </w:r>
-      <w:bookmarkStart w:id="9" w:name="_wy70z0iyfl0u" w:colFirst="0" w:colLast="0"/>
-      <w:bookmarkEnd w:id="9"/>
-    </w:p>
-    <w:p>
-      <w:r>
-        <w:t>Il testing del sistema ClickFly verrà interrotto nel caso si verifichino situazioni che impediscano di proseguire con le attività. Le principali cause di sospensione includono il rilevamento di errori critici o bloccanti, come malfunzionamenti che compromettono le funzionalità essenziali, ad esempio guasti del sistema o anomalie nel database che impediscono l’esecuzione dei test pianificati. Inoltre, la sospensione avverrà se ci sono modifiche al sistema che non sono state integrate correttamente, come aggiornamenti o modifiche al codice che non sono stati adeguatamente testai o documentati.</w:t>
-      </w:r>
-    </w:p>
-    <w:p/>
-    <w:p>
-      <w:r>
-        <w:t>Per riprendere i test sarà necessario risolvere gli errori bloccanti identificati. Una volta corretti i problemi, si procederà con test di regressione mirati per garantire che le modifiche non abbiano introdotto nuovi malfunzionamenti.</w:t>
-      </w:r>
-    </w:p>
-    <w:p>
-      <w:pPr>
-        <w:pStyle w:val="Titolo2"/>
-        <w:keepNext w:val="0"/>
-        <w:keepLines w:val="0"/>
-        <w:spacing w:after="80"/>
-        <w:rPr>
-          <w:b/>
-          <w:bCs/>
-          <w:sz w:val="34"/>
-          <w:szCs w:val="34"/>
-        </w:rPr>
-      </w:pPr>
       <w:bookmarkStart w:id="10" w:name="_f7pl8h6tim23" w:colFirst="0" w:colLast="0"/>
       <w:bookmarkStart w:id="11" w:name="_guf1xp5lqiod" w:colFirst="0" w:colLast="0"/>
       <w:bookmarkEnd w:id="10"/>
@@ -3069,16 +3103,7 @@
           <w:sz w:val="34"/>
           <w:szCs w:val="34"/>
         </w:rPr>
-        <w:t>8</w:t>
-      </w:r>
-      <w:r>
-        <w:rPr>
-          <w:b/>
-          <w:bCs/>
-          <w:sz w:val="34"/>
-          <w:szCs w:val="34"/>
-        </w:rPr>
-        <w:t>. Casi di Test</w:t>
+        <w:t>8. Casi di Test</w:t>
       </w:r>
     </w:p>
     <w:p>
@@ -3434,6 +3459,119 @@
     </w:lvl>
   </w:abstractNum>
   <w:abstractNum w:abstractNumId="2" w15:restartNumberingAfterBreak="0">
+    <w:nsid w:val="08AB3FB2"/>
+    <w:multiLevelType w:val="multilevel"/>
+    <w:tmpl w:val="A730505C"/>
+    <w:lvl w:ilvl="0">
+      <w:start w:val="1"/>
+      <w:numFmt w:val="decimal"/>
+      <w:lvlText w:val="%1."/>
+      <w:lvlJc w:val="left"/>
+      <w:pPr>
+        <w:tabs>
+          <w:tab w:val="num" w:pos="1440"/>
+        </w:tabs>
+        <w:ind w:left="1440" w:hanging="360"/>
+      </w:pPr>
+    </w:lvl>
+    <w:lvl w:ilvl="1" w:tentative="1">
+      <w:start w:val="1"/>
+      <w:numFmt w:val="decimal"/>
+      <w:lvlText w:val="%2."/>
+      <w:lvlJc w:val="left"/>
+      <w:pPr>
+        <w:tabs>
+          <w:tab w:val="num" w:pos="2160"/>
+        </w:tabs>
+        <w:ind w:left="2160" w:hanging="360"/>
+      </w:pPr>
+    </w:lvl>
+    <w:lvl w:ilvl="2" w:tentative="1">
+      <w:start w:val="1"/>
+      <w:numFmt w:val="decimal"/>
+      <w:lvlText w:val="%3."/>
+      <w:lvlJc w:val="left"/>
+      <w:pPr>
+        <w:tabs>
+          <w:tab w:val="num" w:pos="2880"/>
+        </w:tabs>
+        <w:ind w:left="2880" w:hanging="360"/>
+      </w:pPr>
+    </w:lvl>
+    <w:lvl w:ilvl="3" w:tentative="1">
+      <w:start w:val="1"/>
+      <w:numFmt w:val="decimal"/>
+      <w:lvlText w:val="%4."/>
+      <w:lvlJc w:val="left"/>
+      <w:pPr>
+        <w:tabs>
+          <w:tab w:val="num" w:pos="3600"/>
+        </w:tabs>
+        <w:ind w:left="3600" w:hanging="360"/>
+      </w:pPr>
+    </w:lvl>
+    <w:lvl w:ilvl="4" w:tentative="1">
+      <w:start w:val="1"/>
+      <w:numFmt w:val="decimal"/>
+      <w:lvlText w:val="%5."/>
+      <w:lvlJc w:val="left"/>
+      <w:pPr>
+        <w:tabs>
+          <w:tab w:val="num" w:pos="4320"/>
+        </w:tabs>
+        <w:ind w:left="4320" w:hanging="360"/>
+      </w:pPr>
+    </w:lvl>
+    <w:lvl w:ilvl="5" w:tentative="1">
+      <w:start w:val="1"/>
+      <w:numFmt w:val="decimal"/>
+      <w:lvlText w:val="%6."/>
+      <w:lvlJc w:val="left"/>
+      <w:pPr>
+        <w:tabs>
+          <w:tab w:val="num" w:pos="5040"/>
+        </w:tabs>
+        <w:ind w:left="5040" w:hanging="360"/>
+      </w:pPr>
+    </w:lvl>
+    <w:lvl w:ilvl="6" w:tentative="1">
+      <w:start w:val="1"/>
+      <w:numFmt w:val="decimal"/>
+      <w:lvlText w:val="%7."/>
+      <w:lvlJc w:val="left"/>
+      <w:pPr>
+        <w:tabs>
+          <w:tab w:val="num" w:pos="5760"/>
+        </w:tabs>
+        <w:ind w:left="5760" w:hanging="360"/>
+      </w:pPr>
+    </w:lvl>
+    <w:lvl w:ilvl="7" w:tentative="1">
+      <w:start w:val="1"/>
+      <w:numFmt w:val="decimal"/>
+      <w:lvlText w:val="%8."/>
+      <w:lvlJc w:val="left"/>
+      <w:pPr>
+        <w:tabs>
+          <w:tab w:val="num" w:pos="6480"/>
+        </w:tabs>
+        <w:ind w:left="6480" w:hanging="360"/>
+      </w:pPr>
+    </w:lvl>
+    <w:lvl w:ilvl="8" w:tentative="1">
+      <w:start w:val="1"/>
+      <w:numFmt w:val="decimal"/>
+      <w:lvlText w:val="%9."/>
+      <w:lvlJc w:val="left"/>
+      <w:pPr>
+        <w:tabs>
+          <w:tab w:val="num" w:pos="7200"/>
+        </w:tabs>
+        <w:ind w:left="7200" w:hanging="360"/>
+      </w:pPr>
+    </w:lvl>
+  </w:abstractNum>
+  <w:abstractNum w:abstractNumId="3" w15:restartNumberingAfterBreak="0">
     <w:nsid w:val="1142572E"/>
     <w:multiLevelType w:val="multilevel"/>
     <w:tmpl w:val="A4221692"/>
@@ -3546,7 +3684,7 @@
       </w:rPr>
     </w:lvl>
   </w:abstractNum>
-  <w:abstractNum w:abstractNumId="3" w15:restartNumberingAfterBreak="0">
+  <w:abstractNum w:abstractNumId="4" w15:restartNumberingAfterBreak="0">
     <w:nsid w:val="118E26A9"/>
     <w:multiLevelType w:val="multilevel"/>
     <w:tmpl w:val="BA3C2F7E"/>
@@ -3659,7 +3797,7 @@
       </w:rPr>
     </w:lvl>
   </w:abstractNum>
-  <w:abstractNum w:abstractNumId="4" w15:restartNumberingAfterBreak="0">
+  <w:abstractNum w:abstractNumId="5" w15:restartNumberingAfterBreak="0">
     <w:nsid w:val="14633B82"/>
     <w:multiLevelType w:val="multilevel"/>
     <w:tmpl w:val="780014CC"/>
@@ -3772,7 +3910,7 @@
       </w:rPr>
     </w:lvl>
   </w:abstractNum>
-  <w:abstractNum w:abstractNumId="5" w15:restartNumberingAfterBreak="0">
+  <w:abstractNum w:abstractNumId="6" w15:restartNumberingAfterBreak="0">
     <w:nsid w:val="17FF4169"/>
     <w:multiLevelType w:val="multilevel"/>
     <w:tmpl w:val="1B6E8F38"/>
@@ -3885,7 +4023,7 @@
       </w:rPr>
     </w:lvl>
   </w:abstractNum>
-  <w:abstractNum w:abstractNumId="6" w15:restartNumberingAfterBreak="0">
+  <w:abstractNum w:abstractNumId="7" w15:restartNumberingAfterBreak="0">
     <w:nsid w:val="1CFE0192"/>
     <w:multiLevelType w:val="multilevel"/>
     <w:tmpl w:val="BCF237A6"/>
@@ -3998,7 +4136,7 @@
       </w:rPr>
     </w:lvl>
   </w:abstractNum>
-  <w:abstractNum w:abstractNumId="7" w15:restartNumberingAfterBreak="0">
+  <w:abstractNum w:abstractNumId="8" w15:restartNumberingAfterBreak="0">
     <w:nsid w:val="2B994C2F"/>
     <w:multiLevelType w:val="multilevel"/>
     <w:tmpl w:val="DC461BC6"/>
@@ -4111,7 +4249,7 @@
       </w:rPr>
     </w:lvl>
   </w:abstractNum>
-  <w:abstractNum w:abstractNumId="8" w15:restartNumberingAfterBreak="0">
+  <w:abstractNum w:abstractNumId="9" w15:restartNumberingAfterBreak="0">
     <w:nsid w:val="37590A8F"/>
     <w:multiLevelType w:val="multilevel"/>
     <w:tmpl w:val="A1108146"/>
@@ -4224,7 +4362,7 @@
       </w:rPr>
     </w:lvl>
   </w:abstractNum>
-  <w:abstractNum w:abstractNumId="9" w15:restartNumberingAfterBreak="0">
+  <w:abstractNum w:abstractNumId="10" w15:restartNumberingAfterBreak="0">
     <w:nsid w:val="3C247D97"/>
     <w:multiLevelType w:val="hybridMultilevel"/>
     <w:tmpl w:val="A5180D0C"/>
@@ -4337,7 +4475,7 @@
       </w:rPr>
     </w:lvl>
   </w:abstractNum>
-  <w:abstractNum w:abstractNumId="10" w15:restartNumberingAfterBreak="0">
+  <w:abstractNum w:abstractNumId="11" w15:restartNumberingAfterBreak="0">
     <w:nsid w:val="40850060"/>
     <w:multiLevelType w:val="multilevel"/>
     <w:tmpl w:val="0004F064"/>
@@ -4450,7 +4588,7 @@
       </w:rPr>
     </w:lvl>
   </w:abstractNum>
-  <w:abstractNum w:abstractNumId="11" w15:restartNumberingAfterBreak="0">
+  <w:abstractNum w:abstractNumId="12" w15:restartNumberingAfterBreak="0">
     <w:nsid w:val="422E22AB"/>
     <w:multiLevelType w:val="multilevel"/>
     <w:tmpl w:val="678827FA"/>
@@ -4563,7 +4701,7 @@
       </w:rPr>
     </w:lvl>
   </w:abstractNum>
-  <w:abstractNum w:abstractNumId="12" w15:restartNumberingAfterBreak="0">
+  <w:abstractNum w:abstractNumId="13" w15:restartNumberingAfterBreak="0">
     <w:nsid w:val="446B0012"/>
     <w:multiLevelType w:val="multilevel"/>
     <w:tmpl w:val="AE78B640"/>
@@ -4676,7 +4814,7 @@
       </w:rPr>
     </w:lvl>
   </w:abstractNum>
-  <w:abstractNum w:abstractNumId="13" w15:restartNumberingAfterBreak="0">
+  <w:abstractNum w:abstractNumId="14" w15:restartNumberingAfterBreak="0">
     <w:nsid w:val="4B5D7CF5"/>
     <w:multiLevelType w:val="hybridMultilevel"/>
     <w:tmpl w:val="739CBC80"/>
@@ -4789,7 +4927,7 @@
       </w:rPr>
     </w:lvl>
   </w:abstractNum>
-  <w:abstractNum w:abstractNumId="14" w15:restartNumberingAfterBreak="0">
+  <w:abstractNum w:abstractNumId="15" w15:restartNumberingAfterBreak="0">
     <w:nsid w:val="4DFB51E6"/>
     <w:multiLevelType w:val="hybridMultilevel"/>
     <w:tmpl w:val="7A544A60"/>
@@ -4902,7 +5040,7 @@
       </w:rPr>
     </w:lvl>
   </w:abstractNum>
-  <w:abstractNum w:abstractNumId="15" w15:restartNumberingAfterBreak="0">
+  <w:abstractNum w:abstractNumId="16" w15:restartNumberingAfterBreak="0">
     <w:nsid w:val="544B13B5"/>
     <w:multiLevelType w:val="multilevel"/>
     <w:tmpl w:val="64E6579A"/>
@@ -5015,7 +5153,7 @@
       </w:rPr>
     </w:lvl>
   </w:abstractNum>
-  <w:abstractNum w:abstractNumId="16" w15:restartNumberingAfterBreak="0">
+  <w:abstractNum w:abstractNumId="17" w15:restartNumberingAfterBreak="0">
     <w:nsid w:val="55CD73E2"/>
     <w:multiLevelType w:val="multilevel"/>
     <w:tmpl w:val="D3BAFD46"/>
@@ -5128,7 +5266,7 @@
       </w:rPr>
     </w:lvl>
   </w:abstractNum>
-  <w:abstractNum w:abstractNumId="17" w15:restartNumberingAfterBreak="0">
+  <w:abstractNum w:abstractNumId="18" w15:restartNumberingAfterBreak="0">
     <w:nsid w:val="5C0C110E"/>
     <w:multiLevelType w:val="multilevel"/>
     <w:tmpl w:val="D18C848A"/>
@@ -5241,7 +5379,7 @@
       </w:rPr>
     </w:lvl>
   </w:abstractNum>
-  <w:abstractNum w:abstractNumId="18" w15:restartNumberingAfterBreak="0">
+  <w:abstractNum w:abstractNumId="19" w15:restartNumberingAfterBreak="0">
     <w:nsid w:val="62AF2F2D"/>
     <w:multiLevelType w:val="multilevel"/>
     <w:tmpl w:val="25802748"/>
@@ -5354,20 +5492,20 @@
       </w:rPr>
     </w:lvl>
   </w:abstractNum>
-  <w:abstractNum w:abstractNumId="19" w15:restartNumberingAfterBreak="0">
+  <w:abstractNum w:abstractNumId="20" w15:restartNumberingAfterBreak="0">
     <w:nsid w:val="63603813"/>
     <w:multiLevelType w:val="hybridMultilevel"/>
-    <w:tmpl w:val="A2E6D4B0"/>
-    <w:lvl w:ilvl="0" w:tplc="18A86A0E">
-      <w:start w:val="5"/>
-      <w:numFmt w:val="bullet"/>
-      <w:lvlText w:val="-"/>
+    <w:tmpl w:val="8592B362"/>
+    <w:lvl w:ilvl="0" w:tplc="04100001">
+      <w:start w:val="1"/>
+      <w:numFmt w:val="bullet"/>
+      <w:lvlText w:val=""/>
       <w:lvlJc w:val="left"/>
       <w:pPr>
         <w:ind w:left="720" w:hanging="360"/>
       </w:pPr>
       <w:rPr>
-        <w:rFonts w:ascii="Arial" w:eastAsia="Arial" w:hAnsi="Arial" w:cs="Arial" w:hint="default"/>
+        <w:rFonts w:ascii="Symbol" w:hAnsi="Symbol" w:hint="default"/>
       </w:rPr>
     </w:lvl>
     <w:lvl w:ilvl="1" w:tplc="04100003" w:tentative="1">
@@ -5467,7 +5605,7 @@
       </w:rPr>
     </w:lvl>
   </w:abstractNum>
-  <w:abstractNum w:abstractNumId="20" w15:restartNumberingAfterBreak="0">
+  <w:abstractNum w:abstractNumId="21" w15:restartNumberingAfterBreak="0">
     <w:nsid w:val="683A3563"/>
     <w:multiLevelType w:val="multilevel"/>
     <w:tmpl w:val="956850B0"/>
@@ -5580,7 +5718,7 @@
       </w:rPr>
     </w:lvl>
   </w:abstractNum>
-  <w:abstractNum w:abstractNumId="21" w15:restartNumberingAfterBreak="0">
+  <w:abstractNum w:abstractNumId="22" w15:restartNumberingAfterBreak="0">
     <w:nsid w:val="6AD951DD"/>
     <w:multiLevelType w:val="multilevel"/>
     <w:tmpl w:val="7E7CF81A"/>
@@ -5693,7 +5831,7 @@
       </w:rPr>
     </w:lvl>
   </w:abstractNum>
-  <w:abstractNum w:abstractNumId="22" w15:restartNumberingAfterBreak="0">
+  <w:abstractNum w:abstractNumId="23" w15:restartNumberingAfterBreak="0">
     <w:nsid w:val="73F66FBB"/>
     <w:multiLevelType w:val="multilevel"/>
     <w:tmpl w:val="377A937C"/>
@@ -5806,7 +5944,7 @@
       </w:rPr>
     </w:lvl>
   </w:abstractNum>
-  <w:abstractNum w:abstractNumId="23" w15:restartNumberingAfterBreak="0">
+  <w:abstractNum w:abstractNumId="24" w15:restartNumberingAfterBreak="0">
     <w:nsid w:val="759E0F41"/>
     <w:multiLevelType w:val="multilevel"/>
     <w:tmpl w:val="81F04CAC"/>
@@ -5919,7 +6057,7 @@
       </w:rPr>
     </w:lvl>
   </w:abstractNum>
-  <w:abstractNum w:abstractNumId="24" w15:restartNumberingAfterBreak="0">
+  <w:abstractNum w:abstractNumId="25" w15:restartNumberingAfterBreak="0">
     <w:nsid w:val="77554A9A"/>
     <w:multiLevelType w:val="hybridMultilevel"/>
     <w:tmpl w:val="F15265BE"/>
@@ -6033,79 +6171,82 @@
     </w:lvl>
   </w:abstractNum>
   <w:num w:numId="1" w16cid:durableId="553614581">
+    <w:abstractNumId w:val="24"/>
+  </w:num>
+  <w:num w:numId="2" w16cid:durableId="410854572">
+    <w:abstractNumId w:val="3"/>
+  </w:num>
+  <w:num w:numId="3" w16cid:durableId="1963806016">
+    <w:abstractNumId w:val="12"/>
+  </w:num>
+  <w:num w:numId="4" w16cid:durableId="75985155">
+    <w:abstractNumId w:val="6"/>
+  </w:num>
+  <w:num w:numId="5" w16cid:durableId="1404067112">
+    <w:abstractNumId w:val="21"/>
+  </w:num>
+  <w:num w:numId="6" w16cid:durableId="765225900">
+    <w:abstractNumId w:val="13"/>
+  </w:num>
+  <w:num w:numId="7" w16cid:durableId="869492388">
+    <w:abstractNumId w:val="8"/>
+  </w:num>
+  <w:num w:numId="8" w16cid:durableId="1486315888">
+    <w:abstractNumId w:val="5"/>
+  </w:num>
+  <w:num w:numId="9" w16cid:durableId="17512495">
     <w:abstractNumId w:val="23"/>
   </w:num>
-  <w:num w:numId="2" w16cid:durableId="410854572">
-    <w:abstractNumId w:val="2"/>
+  <w:num w:numId="10" w16cid:durableId="873663579">
+    <w:abstractNumId w:val="16"/>
   </w:num>
-  <w:num w:numId="3" w16cid:durableId="1963806016">
+  <w:num w:numId="11" w16cid:durableId="1047073433">
+    <w:abstractNumId w:val="7"/>
+  </w:num>
+  <w:num w:numId="12" w16cid:durableId="685987876">
     <w:abstractNumId w:val="11"/>
   </w:num>
-  <w:num w:numId="4" w16cid:durableId="75985155">
-    <w:abstractNumId w:val="5"/>
-  </w:num>
-  <w:num w:numId="5" w16cid:durableId="1404067112">
-    <w:abstractNumId w:val="20"/>
-  </w:num>
-  <w:num w:numId="6" w16cid:durableId="765225900">
-    <w:abstractNumId w:val="12"/>
-  </w:num>
-  <w:num w:numId="7" w16cid:durableId="869492388">
-    <w:abstractNumId w:val="7"/>
-  </w:num>
-  <w:num w:numId="8" w16cid:durableId="1486315888">
-    <w:abstractNumId w:val="4"/>
-  </w:num>
-  <w:num w:numId="9" w16cid:durableId="17512495">
-    <w:abstractNumId w:val="22"/>
-  </w:num>
-  <w:num w:numId="10" w16cid:durableId="873663579">
-    <w:abstractNumId w:val="15"/>
-  </w:num>
-  <w:num w:numId="11" w16cid:durableId="1047073433">
-    <w:abstractNumId w:val="6"/>
-  </w:num>
-  <w:num w:numId="12" w16cid:durableId="685987876">
-    <w:abstractNumId w:val="10"/>
-  </w:num>
   <w:num w:numId="13" w16cid:durableId="1944604409">
-    <w:abstractNumId w:val="16"/>
+    <w:abstractNumId w:val="17"/>
   </w:num>
   <w:num w:numId="14" w16cid:durableId="889271961">
-    <w:abstractNumId w:val="3"/>
+    <w:abstractNumId w:val="4"/>
   </w:num>
   <w:num w:numId="15" w16cid:durableId="24794951">
     <w:abstractNumId w:val="0"/>
   </w:num>
   <w:num w:numId="16" w16cid:durableId="1990206878">
-    <w:abstractNumId w:val="17"/>
+    <w:abstractNumId w:val="18"/>
   </w:num>
   <w:num w:numId="17" w16cid:durableId="1686786128">
-    <w:abstractNumId w:val="21"/>
+    <w:abstractNumId w:val="22"/>
   </w:num>
   <w:num w:numId="18" w16cid:durableId="426997127">
-    <w:abstractNumId w:val="8"/>
+    <w:abstractNumId w:val="9"/>
   </w:num>
   <w:num w:numId="19" w16cid:durableId="46683611">
-    <w:abstractNumId w:val="18"/>
+    <w:abstractNumId w:val="19"/>
   </w:num>
   <w:num w:numId="20" w16cid:durableId="1160580698">
-    <w:abstractNumId w:val="14"/>
+    <w:abstractNumId w:val="15"/>
   </w:num>
   <w:num w:numId="21" w16cid:durableId="1418941083">
-    <w:abstractNumId w:val="24"/>
+    <w:abstractNumId w:val="25"/>
   </w:num>
   <w:num w:numId="22" w16cid:durableId="1485776193">
-    <w:abstractNumId w:val="13"/>
+    <w:abstractNumId w:val="14"/>
   </w:num>
   <w:num w:numId="23" w16cid:durableId="1686519708">
     <w:abstractNumId w:val="1"/>
   </w:num>
   <w:num w:numId="24" w16cid:durableId="333843364">
-    <w:abstractNumId w:val="9"/>
+    <w:abstractNumId w:val="10"/>
   </w:num>
   <w:num w:numId="25" w16cid:durableId="1593780403">
-    <w:abstractNumId w:val="19"/>
+    <w:abstractNumId w:val="20"/>
+  </w:num>
+  <w:num w:numId="26" w16cid:durableId="488136052">
+    <w:abstractNumId w:val="2"/>
   </w:num>
 </w:numbering>
 </file>
@@ -6623,7 +6764,6 @@
   <w:style w:type="character" w:default="1" w:styleId="Carpredefinitoparagrafo">
     <w:name w:val="Default Paragraph Font"/>
     <w:uiPriority w:val="1"/>
-    <w:semiHidden/>
     <w:unhideWhenUsed/>
   </w:style>
   <w:style w:type="table" w:default="1" w:styleId="Tabellanormale">
